--- a/Documentacion/9.- Documento retrospectiva del proyecto.docx
+++ b/Documentacion/9.- Documento retrospectiva del proyecto.docx
@@ -1130,7 +1130,7 @@
       <w:tr>
         <w:tc>
           <w:tcPr>
-            <w:tcW w:w="1826" w:type="dxa"/>
+            <w:tcW w:w="1788" w:type="dxa"/>
           </w:tcPr>
           <w:p>
             <w:pPr>
@@ -1157,7 +1157,7 @@
         </w:tc>
         <w:tc>
           <w:tcPr>
-            <w:tcW w:w="1826" w:type="dxa"/>
+            <w:tcW w:w="1806" w:type="dxa"/>
           </w:tcPr>
           <w:p>
             <w:pPr>
@@ -1184,7 +1184,7 @@
         </w:tc>
         <w:tc>
           <w:tcPr>
-            <w:tcW w:w="3081" w:type="dxa"/>
+            <w:tcW w:w="3040" w:type="dxa"/>
           </w:tcPr>
           <w:p>
             <w:pPr>
@@ -1211,7 +1211,7 @@
         </w:tc>
         <w:tc>
           <w:tcPr>
-            <w:tcW w:w="2245" w:type="dxa"/>
+            <w:tcW w:w="2194" w:type="dxa"/>
           </w:tcPr>
           <w:p>
             <w:pPr>
@@ -1240,7 +1240,7 @@
       <w:tr>
         <w:tc>
           <w:tcPr>
-            <w:tcW w:w="1826" w:type="dxa"/>
+            <w:tcW w:w="1788" w:type="dxa"/>
           </w:tcPr>
           <w:p>
             <w:pPr>
@@ -1267,7 +1267,7 @@
         </w:tc>
         <w:tc>
           <w:tcPr>
-            <w:tcW w:w="1826" w:type="dxa"/>
+            <w:tcW w:w="1806" w:type="dxa"/>
           </w:tcPr>
           <w:p>
             <w:pPr>
@@ -1321,7 +1321,7 @@
         </w:tc>
         <w:tc>
           <w:tcPr>
-            <w:tcW w:w="3081" w:type="dxa"/>
+            <w:tcW w:w="3040" w:type="dxa"/>
           </w:tcPr>
           <w:p>
             <w:pPr>
@@ -1348,7 +1348,7 @@
         </w:tc>
         <w:tc>
           <w:tcPr>
-            <w:tcW w:w="2245" w:type="dxa"/>
+            <w:tcW w:w="2194" w:type="dxa"/>
           </w:tcPr>
           <w:p>
             <w:pPr>
@@ -1386,7 +1386,7 @@
       <w:tr>
         <w:tc>
           <w:tcPr>
-            <w:tcW w:w="1826" w:type="dxa"/>
+            <w:tcW w:w="1788" w:type="dxa"/>
           </w:tcPr>
           <w:p>
             <w:pPr>
@@ -1400,11 +1400,20 @@
                 <w:szCs w:val="24"/>
               </w:rPr>
             </w:pPr>
+            <w:r>
+              <w:rPr>
+                <w:rFonts w:eastAsia="Times New Roman" w:cstheme="minorHAnsi"/>
+                <w:color w:val="000000" w:themeColor="text1"/>
+                <w:sz w:val="24"/>
+                <w:szCs w:val="24"/>
+              </w:rPr>
+              <w:t>1.1</w:t>
+            </w:r>
           </w:p>
         </w:tc>
         <w:tc>
           <w:tcPr>
-            <w:tcW w:w="1826" w:type="dxa"/>
+            <w:tcW w:w="1806" w:type="dxa"/>
           </w:tcPr>
           <w:p>
             <w:pPr>
@@ -1418,11 +1427,20 @@
                 <w:szCs w:val="24"/>
               </w:rPr>
             </w:pPr>
+            <w:r>
+              <w:rPr>
+                <w:rFonts w:eastAsia="Times New Roman" w:cstheme="minorHAnsi"/>
+                <w:color w:val="000000" w:themeColor="text1"/>
+                <w:sz w:val="24"/>
+                <w:szCs w:val="24"/>
+              </w:rPr>
+              <w:t>15/06/2026</w:t>
+            </w:r>
           </w:p>
         </w:tc>
         <w:tc>
           <w:tcPr>
-            <w:tcW w:w="3081" w:type="dxa"/>
+            <w:tcW w:w="3040" w:type="dxa"/>
           </w:tcPr>
           <w:p>
             <w:pPr>
@@ -1436,11 +1454,31 @@
                 <w:szCs w:val="24"/>
               </w:rPr>
             </w:pPr>
+            <w:proofErr w:type="spellStart"/>
+            <w:r>
+              <w:rPr>
+                <w:rFonts w:eastAsia="Times New Roman" w:cstheme="minorHAnsi"/>
+                <w:color w:val="000000" w:themeColor="text1"/>
+                <w:sz w:val="24"/>
+                <w:szCs w:val="24"/>
+              </w:rPr>
+              <w:t>Actualizacion</w:t>
+            </w:r>
+            <w:proofErr w:type="spellEnd"/>
+            <w:r>
+              <w:rPr>
+                <w:rFonts w:eastAsia="Times New Roman" w:cstheme="minorHAnsi"/>
+                <w:color w:val="000000" w:themeColor="text1"/>
+                <w:sz w:val="24"/>
+                <w:szCs w:val="24"/>
+              </w:rPr>
+              <w:t xml:space="preserve"> de documentación </w:t>
+            </w:r>
           </w:p>
         </w:tc>
         <w:tc>
           <w:tcPr>
-            <w:tcW w:w="2245" w:type="dxa"/>
+            <w:tcW w:w="2194" w:type="dxa"/>
           </w:tcPr>
           <w:p>
             <w:pPr>
@@ -1454,13 +1492,31 @@
                 <w:szCs w:val="24"/>
               </w:rPr>
             </w:pPr>
+            <w:r>
+              <w:rPr>
+                <w:rFonts w:eastAsia="Times New Roman" w:cstheme="minorHAnsi"/>
+                <w:color w:val="000000" w:themeColor="text1"/>
+                <w:sz w:val="24"/>
+                <w:szCs w:val="24"/>
+              </w:rPr>
+              <w:t>Claudio Gonzále</w:t>
+            </w:r>
+            <w:r>
+              <w:rPr>
+                <w:rFonts w:eastAsia="Times New Roman" w:cstheme="minorHAnsi"/>
+                <w:color w:val="000000" w:themeColor="text1"/>
+                <w:sz w:val="24"/>
+                <w:szCs w:val="24"/>
+              </w:rPr>
+              <w:t>z</w:t>
+            </w:r>
           </w:p>
         </w:tc>
       </w:tr>
       <w:tr>
         <w:tc>
           <w:tcPr>
-            <w:tcW w:w="1826" w:type="dxa"/>
+            <w:tcW w:w="1788" w:type="dxa"/>
           </w:tcPr>
           <w:p>
             <w:pPr>
@@ -1478,7 +1534,7 @@
         </w:tc>
         <w:tc>
           <w:tcPr>
-            <w:tcW w:w="1826" w:type="dxa"/>
+            <w:tcW w:w="1806" w:type="dxa"/>
           </w:tcPr>
           <w:p>
             <w:pPr>
@@ -1496,7 +1552,7 @@
         </w:tc>
         <w:tc>
           <w:tcPr>
-            <w:tcW w:w="3081" w:type="dxa"/>
+            <w:tcW w:w="3040" w:type="dxa"/>
           </w:tcPr>
           <w:p>
             <w:pPr>
@@ -1514,7 +1570,7 @@
         </w:tc>
         <w:tc>
           <w:tcPr>
-            <w:tcW w:w="2245" w:type="dxa"/>
+            <w:tcW w:w="2194" w:type="dxa"/>
           </w:tcPr>
           <w:p>
             <w:pPr>
@@ -1750,16 +1806,7 @@
                 <w:szCs w:val="24"/>
                 <w:lang w:eastAsia="es-VE"/>
               </w:rPr>
-              <w:t>stema</w:t>
-            </w:r>
-            <w:r>
-              <w:rPr>
-                <w:rFonts w:eastAsia="Times New Roman" w:cs="Arial"/>
-                <w:color w:val="000000"/>
-                <w:szCs w:val="24"/>
-                <w:lang w:eastAsia="es-VE"/>
-              </w:rPr>
-              <w:t xml:space="preserve"> Web de Reservas para Barbería</w:t>
+              <w:t>stema Web de Reservas para Barbería</w:t>
             </w:r>
           </w:p>
         </w:tc>
@@ -2532,22 +2579,43 @@
           </w:tcPr>
           <w:p>
             <w:r>
-              <w:t>El proyecto Sistema Web de Reservas consiste en el desarrollo de una plataforma digital que permite a los usuarios gestionar reservas de servicios de forma organizada y eficiente.</w:t>
+              <w:t xml:space="preserve">El proyecto </w:t>
+            </w:r>
+            <w:proofErr w:type="spellStart"/>
+            <w:r>
+              <w:t>ReservaFacil</w:t>
+            </w:r>
+            <w:proofErr w:type="spellEnd"/>
+            <w:r>
+              <w:t xml:space="preserve"> consiste en el desarrollo de una plataforma web para la gestión de reservas de servicios de barbería. La solución fue desarrollada utilizando Python, Django, PostgreSQL y Render Cloud.</w:t>
             </w:r>
           </w:p>
           <w:p/>
           <w:p>
             <w:r>
-              <w:t>El sistema permite a los usuarios registrarse, iniciar sesión, visualizar los servicios disponibles, seleccionar horarios y realizar reservas. Además, permite cancelar reservas, visualizar el historial de reservas y generar reportes para mejorar la gestión del negocio.</w:t>
+              <w:t>El sistema permite a los usuarios registrarse, iniciar sesión, seleccionar servicios, reservar horarios, visualizar su agenda y realizar pagos mediante integración con Stripe.</w:t>
             </w:r>
           </w:p>
           <w:p/>
           <w:p>
             <w:r>
-              <w:t>El desarrollo del proyecto se realizó utilizando la metodología ágil Scrum, dividiendo el trabajo en tres iteraciones llamadas Sprint, lo que permitió organizar las tareas, evaluar el progreso y realizar mejoras continuas durante el desarrollo.</w:t>
+              <w:t xml:space="preserve">Además, incorpora persistencia de datos mediante PostgreSQL, administración de usuarios y reservas mediante Django </w:t>
+            </w:r>
+            <w:proofErr w:type="spellStart"/>
+            <w:r>
+              <w:t>Admin</w:t>
+            </w:r>
+            <w:proofErr w:type="spellEnd"/>
+            <w:r>
+              <w:t xml:space="preserve"> y despliegue en la nube utilizando Render.</w:t>
             </w:r>
           </w:p>
           <w:p/>
+          <w:p>
+            <w:r>
+              <w:t>Durante el desarrollo se aplicó la metodología Scrum, organizando el trabajo en tres Sprint que permitieron planificar, implementar, probar y mejorar continuamente la solución.</w:t>
+            </w:r>
+          </w:p>
           <w:p/>
           <w:p/>
         </w:tc>
@@ -2617,16 +2685,21 @@
           <w:p/>
           <w:p>
             <w:r>
-              <w:t>En el Sprint 3 se realizaron pruebas finales del sistema, se corrigieron errores menores en la interfaz y se optimizó el funcionamiento del sistema antes de finalizar el proyecto.</w:t>
+              <w:t>Durante el Sprint 3 se detectaron dificultades relacionadas con el despliegue en Render, configuración de variables de entorno, migración desde SQLite a PostgreSQL e integración con Stripe.</w:t>
             </w:r>
           </w:p>
           <w:p/>
           <w:p>
             <w:r>
-              <w:t>Las retrospectivas permitieron identificar oportunidades de mejora y mantener un proceso de desarrollo más organizado y eficiente.</w:t>
+              <w:t>Estos problemas fueron solucionados mediante ajustes de configuración, actualización de dependencias y ejecución de pruebas funcionales, de rendimiento y de respaldo.</w:t>
             </w:r>
           </w:p>
           <w:p/>
+          <w:p>
+            <w:r>
+              <w:t>Finalmente se logró una solución estable desplegada en la nube con persistencia de datos y procesamiento de pagos en ambiente Sandbox</w:t>
+            </w:r>
+          </w:p>
           <w:p/>
         </w:tc>
       </w:tr>
@@ -2682,56 +2755,68 @@
             <w:tcW w:w="8828" w:type="dxa"/>
           </w:tcPr>
           <w:p>
-            <w:pPr>
-              <w:ind w:left="360"/>
-            </w:pPr>
             <w:r>
               <w:t>Mejorar la planificación diaria de tareas.</w:t>
             </w:r>
           </w:p>
           <w:p>
-            <w:pPr>
-              <w:ind w:left="360"/>
-            </w:pPr>
             <w:r>
               <w:t>Realizar pruebas tempranas de las funcionalidades.</w:t>
             </w:r>
           </w:p>
           <w:p>
-            <w:pPr>
-              <w:ind w:left="360"/>
-            </w:pPr>
             <w:r>
               <w:t>Mantener una documentación actualizada.</w:t>
             </w:r>
           </w:p>
           <w:p>
-            <w:pPr>
-              <w:ind w:left="360"/>
-            </w:pPr>
             <w:r>
               <w:t>Optimizar la distribución del tiempo.</w:t>
             </w:r>
           </w:p>
           <w:p>
-            <w:pPr>
-              <w:ind w:left="360"/>
-            </w:pPr>
             <w:r>
               <w:t>Mejorar la validación de formularios y errores.</w:t>
             </w:r>
           </w:p>
           <w:p>
-            <w:pPr>
-              <w:ind w:left="360"/>
-            </w:pPr>
             <w:r>
               <w:t>Implementar notificaciones automáticas en futuras versiones.</w:t>
             </w:r>
           </w:p>
           <w:p>
             <w:r>
-              <w:t xml:space="preserve">       Agregar nuevas funcionalidades para administradores.</w:t>
+              <w:t>Agregar nuevas funcionalidades para administradores.</w:t>
+            </w:r>
+          </w:p>
+          <w:p>
+            <w:r>
+              <w:t>Implementar recuperación automática de respaldos.</w:t>
+            </w:r>
+          </w:p>
+          <w:p>
+            <w:r>
+              <w:t>Incorporar notificaciones por correo electrónico.</w:t>
+            </w:r>
+          </w:p>
+          <w:p>
+            <w:r>
+              <w:t>Agregar panel estadístico para administración.</w:t>
+            </w:r>
+          </w:p>
+          <w:p>
+            <w:r>
+              <w:t>Mejorar seguridad de acceso mediante roles.</w:t>
+            </w:r>
+          </w:p>
+          <w:p>
+            <w:r>
+              <w:t>Incorporar monitoreo de rendimiento en producción.</w:t>
+            </w:r>
+          </w:p>
+          <w:p>
+            <w:r>
+              <w:t>Optimizar consultas PostgreSQL.</w:t>
             </w:r>
           </w:p>
         </w:tc>
@@ -2814,6 +2899,31 @@
           <w:p>
             <w:r>
               <w:t>El uso de Scrum facilita el control y seguimiento del proyecto.</w:t>
+            </w:r>
+          </w:p>
+          <w:p>
+            <w:r>
+              <w:t>PostgreSQL proporciona mayor confiabilidad que SQLite en producción.</w:t>
+            </w:r>
+          </w:p>
+          <w:p>
+            <w:r>
+              <w:t>Las pruebas de respaldo permiten garantizar continuidad operacional.</w:t>
+            </w:r>
+          </w:p>
+          <w:p>
+            <w:r>
+              <w:t>Las pruebas de rendimiento ayudan a detectar cuellos de botella.</w:t>
+            </w:r>
+          </w:p>
+          <w:p>
+            <w:r>
+              <w:t>Render facilita el despliegue continuo de aplicaciones Django.</w:t>
+            </w:r>
+          </w:p>
+          <w:p>
+            <w:r>
+              <w:t>Stripe permite integrar pagos de forma segura utilizando entornos Sandbox.</w:t>
             </w:r>
           </w:p>
           <w:p/>
@@ -5136,6 +5246,7 @@
   <w:style w:type="character" w:default="1" w:styleId="Fuentedeprrafopredeter">
     <w:name w:val="Default Paragraph Font"/>
     <w:uiPriority w:val="1"/>
+    <w:semiHidden/>
     <w:unhideWhenUsed/>
   </w:style>
   <w:style w:type="table" w:default="1" w:styleId="Tablanormal">
